--- a/1.Requisitos/Casos de Uso/CARREGAJA - História de Usuário.docx
+++ b/1.Requisitos/Casos de Uso/CARREGAJA - História de Usuário.docx
@@ -28,7 +28,7 @@
         <w:pStyle w:val="Corpodetexto"/>
       </w:pPr>
       <w:r>
-        <w:t xml:space="preserve">Versão 4.0</w:t>
+        <w:t xml:space="preserve">Versão 4.1</w:t>
       </w:r>
     </w:p>
     <w:bookmarkStart w:id="17" w:name="dados-usados-nos-testes-de-aceitação"/>
@@ -5182,18 +5182,18 @@
               <w:pStyle w:val="Compact"/>
             </w:pPr>
             <w:r>
-              <w:t xml:space="preserve">R$ 0,92 a partir de 01/09</w:t>
-            </w:r>
-          </w:p>
-        </w:tc>
-        <w:tc>
-          <w:tcPr/>
-          <w:p>
-            <w:pPr>
-              <w:pStyle w:val="Compact"/>
-            </w:pPr>
-            <w:r>
-              <w:t xml:space="preserve">Tarifa registrada e vigente</w:t>
+              <w:t xml:space="preserve">R$ 0,92 cadastrada em 01/09 às 08h</w:t>
+            </w:r>
+          </w:p>
+        </w:tc>
+        <w:tc>
+          <w:tcPr/>
+          <w:p>
+            <w:pPr>
+              <w:pStyle w:val="Compact"/>
+            </w:pPr>
+            <w:r>
+              <w:t xml:space="preserve">Tarifa registrada com a data e hora do cadastro, e vigente a partir dela</w:t>
             </w:r>
           </w:p>
         </w:tc>
@@ -5263,29 +5263,29 @@
               <w:pStyle w:val="Compact"/>
             </w:pPr>
             <w:r>
-              <w:t xml:space="preserve">Histórico de vigências preservado</w:t>
-            </w:r>
-          </w:p>
-        </w:tc>
-        <w:tc>
-          <w:tcPr/>
-          <w:p>
-            <w:pPr>
-              <w:pStyle w:val="Compact"/>
-            </w:pPr>
-            <w:r>
-              <w:t xml:space="preserve">Lançar R$ 1,05 a partir de 01/10</w:t>
-            </w:r>
-          </w:p>
-        </w:tc>
-        <w:tc>
-          <w:tcPr/>
-          <w:p>
-            <w:pPr>
-              <w:pStyle w:val="Compact"/>
-            </w:pPr>
-            <w:r>
-              <w:t xml:space="preserve">Ambas as vigências permanecem consultáveis</w:t>
+              <w:t xml:space="preserve">Vigência até a próxima tarifa</w:t>
+            </w:r>
+          </w:p>
+        </w:tc>
+        <w:tc>
+          <w:tcPr/>
+          <w:p>
+            <w:pPr>
+              <w:pStyle w:val="Compact"/>
+            </w:pPr>
+            <w:r>
+              <w:t xml:space="preserve">R$ 1,05 cadastrada em 15/09 às 14h</w:t>
+            </w:r>
+          </w:p>
+        </w:tc>
+        <w:tc>
+          <w:tcPr/>
+          <w:p>
+            <w:pPr>
+              <w:pStyle w:val="Compact"/>
+            </w:pPr>
+            <w:r>
+              <w:t xml:space="preserve">A de R$ 0,92 vale até 15/09 14h e a de R$ 1,05 dali em diante; ambas permanecem consultáveis</w:t>
             </w:r>
           </w:p>
         </w:tc>
@@ -5309,18 +5309,18 @@
               <w:pStyle w:val="Compact"/>
             </w:pPr>
             <w:r>
-              <w:t xml:space="preserve">Sessão antiga não é afetada</w:t>
-            </w:r>
-          </w:p>
-        </w:tc>
-        <w:tc>
-          <w:tcPr/>
-          <w:p>
-            <w:pPr>
-              <w:pStyle w:val="Compact"/>
-            </w:pPr>
-            <w:r>
-              <w:t xml:space="preserve">Sessão de 08/09, após a mudança de outubro</w:t>
+              <w:t xml:space="preserve">Sessão iniciada antes do reajuste</w:t>
+            </w:r>
+          </w:p>
+        </w:tc>
+        <w:tc>
+          <w:tcPr/>
+          <w:p>
+            <w:pPr>
+              <w:pStyle w:val="Compact"/>
+            </w:pPr>
+            <w:r>
+              <w:t xml:space="preserve">Sessão iniciada em 15/09 às 13h, reajuste às 14h</w:t>
             </w:r>
           </w:p>
         </w:tc>
@@ -5355,29 +5355,75 @@
               <w:pStyle w:val="Compact"/>
             </w:pPr>
             <w:r>
-              <w:t xml:space="preserve">Retroatividade sobre período fechado</w:t>
-            </w:r>
-          </w:p>
-        </w:tc>
-        <w:tc>
-          <w:tcPr/>
-          <w:p>
-            <w:pPr>
-              <w:pStyle w:val="Compact"/>
-            </w:pPr>
-            <w:r>
-              <w:t xml:space="preserve">Vigência em 01/09 com setembro já fechado</w:t>
-            </w:r>
-          </w:p>
-        </w:tc>
-        <w:tc>
-          <w:tcPr/>
-          <w:p>
-            <w:pPr>
-              <w:pStyle w:val="Compact"/>
-            </w:pPr>
-            <w:r>
-              <w:t xml:space="preserve">Recusado</w:t>
+              <w:t xml:space="preserve">Reajuste no meio do mês</w:t>
+            </w:r>
+          </w:p>
+        </w:tc>
+        <w:tc>
+          <w:tcPr/>
+          <w:p>
+            <w:pPr>
+              <w:pStyle w:val="Compact"/>
+            </w:pPr>
+            <w:r>
+              <w:t xml:space="preserve">Sessão iniciada em 15/09 às 15h</w:t>
+            </w:r>
+          </w:p>
+        </w:tc>
+        <w:tc>
+          <w:tcPr/>
+          <w:p>
+            <w:pPr>
+              <w:pStyle w:val="Compact"/>
+            </w:pPr>
+            <w:r>
+              <w:t xml:space="preserve">Apurada a R$ 1,05</w:t>
+            </w:r>
+          </w:p>
+        </w:tc>
+      </w:tr>
+      <w:tr>
+        <w:tc>
+          <w:tcPr/>
+          <w:p>
+            <w:pPr>
+              <w:pStyle w:val="Compact"/>
+            </w:pPr>
+            <w:r>
+              <w:t xml:space="preserve">06</w:t>
+            </w:r>
+          </w:p>
+        </w:tc>
+        <w:tc>
+          <w:tcPr/>
+          <w:p>
+            <w:pPr>
+              <w:pStyle w:val="Compact"/>
+            </w:pPr>
+            <w:r>
+              <w:t xml:space="preserve">Cadastro com o mês anterior já fechado</w:t>
+            </w:r>
+          </w:p>
+        </w:tc>
+        <w:tc>
+          <w:tcPr/>
+          <w:p>
+            <w:pPr>
+              <w:pStyle w:val="Compact"/>
+            </w:pPr>
+            <w:r>
+              <w:t xml:space="preserve">R$ 1,10 cadastrada em 02/10, com setembro fechado</w:t>
+            </w:r>
+          </w:p>
+        </w:tc>
+        <w:tc>
+          <w:tcPr/>
+          <w:p>
+            <w:pPr>
+              <w:pStyle w:val="Compact"/>
+            </w:pPr>
+            <w:r>
+              <w:t xml:space="preserve">Registrada e vigente a partir do cadastro; setembro não é recalculado</w:t>
             </w:r>
           </w:p>
         </w:tc>
@@ -8489,7 +8535,7 @@
             <w:sdtEndPr/>
             <w:sdtContent>
               <w:r>
-                <w:t>Versão 4.0</w:t>
+                <w:t>Versão 4.1</w:t>
               </w:r>
             </w:sdtContent>
           </w:sdt>
@@ -8589,7 +8635,7 @@
     </w:r>
     <w:fldSimple w:instr=" DOCPROPERTY  &quot;Versão Modelo&quot;  \* MERGEFORMAT ">
       <w:r>
-        <w:t>4.0</w:t>
+        <w:t>4.1</w:t>
       </w:r>
     </w:fldSimple>
   </w:p>

--- a/1.Requisitos/Casos de Uso/CARREGAJA - História de Usuário.docx
+++ b/1.Requisitos/Casos de Uso/CARREGAJA - História de Usuário.docx
@@ -28,7 +28,7 @@
         <w:pStyle w:val="Corpodetexto"/>
       </w:pPr>
       <w:r>
-        <w:t xml:space="preserve">Versão 4.1</w:t>
+        <w:t xml:space="preserve">Versão 4.2</w:t>
       </w:r>
     </w:p>
     <w:bookmarkStart w:id="17" w:name="dados-usados-nos-testes-de-aceitação"/>
@@ -3790,6 +3790,334 @@
       </w:r>
       <w:r>
         <w:t xml:space="preserve">Não.</w:t>
+      </w:r>
+    </w:p>
+    <w:p>
+      <w:pPr>
+        <w:pStyle w:val="Corpodetexto"/>
+      </w:pPr>
+      <w:r>
+        <w:rPr>
+          <w:b/>
+          <w:bCs/>
+        </w:rPr>
+        <w:t xml:space="preserve">Situação da implementação (30/10/2026)</w:t>
+      </w:r>
+    </w:p>
+    <w:p>
+      <w:pPr>
+        <w:pStyle w:val="Corpodetexto"/>
+      </w:pPr>
+      <w:r>
+        <w:t xml:space="preserve">O UC05 foi implementado para testar a arquitetura: API em</w:t>
+      </w:r>
+      <w:r>
+        <w:t xml:space="preserve"> </w:t>
+      </w:r>
+      <w:r>
+        <w:rPr>
+          <w:rStyle w:val="VerbatimChar"/>
+        </w:rPr>
+        <w:t xml:space="preserve">carregaja-api</w:t>
+      </w:r>
+      <w:r>
+        <w:t xml:space="preserve"> </w:t>
+      </w:r>
+      <w:r>
+        <w:t xml:space="preserve">e tela em</w:t>
+      </w:r>
+      <w:r>
+        <w:t xml:space="preserve"> </w:t>
+      </w:r>
+      <w:r>
+        <w:rPr>
+          <w:rStyle w:val="VerbatimChar"/>
+        </w:rPr>
+        <w:t xml:space="preserve">carregaja-jsf</w:t>
+      </w:r>
+      <w:r>
+        <w:t xml:space="preserve">.</w:t>
+      </w:r>
+      <w:r>
+        <w:t xml:space="preserve"> </w:t>
+      </w:r>
+      <w:r>
+        <w:t xml:space="preserve">Cadastra, lista, consulta e altera o veículo (modelo de até 100 caracteres, capacidade e potência</w:t>
+      </w:r>
+      <w:r>
+        <w:t xml:space="preserve"> </w:t>
+      </w:r>
+      <w:r>
+        <w:t xml:space="preserve">maiores que zero); não há exclusão (RF-10). O login (UC01) e o cadastro de moradores (UC09) ficam</w:t>
+      </w:r>
+      <w:r>
+        <w:t xml:space="preserve"> </w:t>
+      </w:r>
+      <w:r>
+        <w:t xml:space="preserve">para o sprint 5, e por isso o veículo ainda não se vincula a um apartamento.</w:t>
+      </w:r>
+    </w:p>
+    <w:tbl>
+      <w:tblPr>
+        <w:tblStyle w:val="Tabelacomgrade"/>
+        <w:tblW w:type="auto" w:w="0"/>
+        <w:tblLook w:firstRow="1" w:lastRow="0" w:firstColumn="0" w:lastColumn="0" w:noHBand="0" w:noVBand="0" w:val="0020"/>
+      </w:tblPr>
+      <w:tblGrid>
+        <w:gridCol w:w="2640"/>
+        <w:gridCol w:w="2640"/>
+        <w:gridCol w:w="2640"/>
+      </w:tblGrid>
+      <w:tr>
+        <w:trPr>
+          <w:tblHeader w:val="on"/>
+        </w:trPr>
+        <w:tc>
+          <w:tcPr/>
+          <w:p>
+            <w:pPr>
+              <w:pStyle w:val="Compact"/>
+            </w:pPr>
+            <w:r>
+              <w:t xml:space="preserve">Nr.</w:t>
+            </w:r>
+          </w:p>
+        </w:tc>
+        <w:tc>
+          <w:tcPr/>
+          <w:p>
+            <w:pPr>
+              <w:pStyle w:val="Compact"/>
+            </w:pPr>
+            <w:r>
+              <w:t xml:space="preserve">Situação</w:t>
+            </w:r>
+          </w:p>
+        </w:tc>
+        <w:tc>
+          <w:tcPr/>
+          <w:p>
+            <w:pPr>
+              <w:pStyle w:val="Compact"/>
+            </w:pPr>
+            <w:r>
+              <w:t xml:space="preserve">Evidência</w:t>
+            </w:r>
+          </w:p>
+        </w:tc>
+      </w:tr>
+      <w:tr>
+        <w:tc>
+          <w:tcPr/>
+          <w:p>
+            <w:pPr>
+              <w:pStyle w:val="Compact"/>
+            </w:pPr>
+            <w:r>
+              <w:t xml:space="preserve">01</w:t>
+            </w:r>
+          </w:p>
+        </w:tc>
+        <w:tc>
+          <w:tcPr/>
+          <w:p>
+            <w:pPr>
+              <w:pStyle w:val="Compact"/>
+            </w:pPr>
+            <w:r>
+              <w:t xml:space="preserve">Parcial: o veículo é registrado, mas ainda sem vínculo ao apartamento</w:t>
+            </w:r>
+          </w:p>
+        </w:tc>
+        <w:tc>
+          <w:tcPr/>
+          <w:p>
+            <w:pPr>
+              <w:pStyle w:val="Compact"/>
+            </w:pPr>
+            <w:r>
+              <w:rPr>
+                <w:rStyle w:val="VerbatimChar"/>
+              </w:rPr>
+              <w:t xml:space="preserve">VeiculoControllerTest.cadastroValidoDevolve201ComOEndereco</w:t>
+            </w:r>
+          </w:p>
+        </w:tc>
+      </w:tr>
+      <w:tr>
+        <w:tc>
+          <w:tcPr/>
+          <w:p>
+            <w:pPr>
+              <w:pStyle w:val="Compact"/>
+            </w:pPr>
+            <w:r>
+              <w:t xml:space="preserve">02</w:t>
+            </w:r>
+          </w:p>
+        </w:tc>
+        <w:tc>
+          <w:tcPr/>
+          <w:p>
+            <w:pPr>
+              <w:pStyle w:val="Compact"/>
+            </w:pPr>
+            <w:r>
+              <w:t xml:space="preserve">Atendido</w:t>
+            </w:r>
+          </w:p>
+        </w:tc>
+        <w:tc>
+          <w:tcPr/>
+          <w:p>
+            <w:pPr>
+              <w:pStyle w:val="Compact"/>
+            </w:pPr>
+            <w:r>
+              <w:rPr>
+                <w:rStyle w:val="VerbatimChar"/>
+              </w:rPr>
+              <w:t xml:space="preserve">VeiculoControllerTest.capacidadeZeroDevolve400</w:t>
+            </w:r>
+          </w:p>
+        </w:tc>
+      </w:tr>
+      <w:tr>
+        <w:tc>
+          <w:tcPr/>
+          <w:p>
+            <w:pPr>
+              <w:pStyle w:val="Compact"/>
+            </w:pPr>
+            <w:r>
+              <w:t xml:space="preserve">03</w:t>
+            </w:r>
+          </w:p>
+        </w:tc>
+        <w:tc>
+          <w:tcPr/>
+          <w:p>
+            <w:pPr>
+              <w:pStyle w:val="Compact"/>
+            </w:pPr>
+            <w:r>
+              <w:t xml:space="preserve">Atendido</w:t>
+            </w:r>
+          </w:p>
+        </w:tc>
+        <w:tc>
+          <w:tcPr/>
+          <w:p>
+            <w:pPr>
+              <w:pStyle w:val="Compact"/>
+            </w:pPr>
+            <w:r>
+              <w:rPr>
+                <w:rStyle w:val="VerbatimChar"/>
+              </w:rPr>
+              <w:t xml:space="preserve">VeiculoControllerTest.potenciaNegativaDevolve400</w:t>
+            </w:r>
+          </w:p>
+        </w:tc>
+      </w:tr>
+      <w:tr>
+        <w:tc>
+          <w:tcPr/>
+          <w:p>
+            <w:pPr>
+              <w:pStyle w:val="Compact"/>
+            </w:pPr>
+            <w:r>
+              <w:t xml:space="preserve">04</w:t>
+            </w:r>
+          </w:p>
+        </w:tc>
+        <w:tc>
+          <w:tcPr/>
+          <w:p>
+            <w:pPr>
+              <w:pStyle w:val="Compact"/>
+            </w:pPr>
+            <w:r>
+              <w:t xml:space="preserve">Pendente: depende do UC03 (sprint 5)</w:t>
+            </w:r>
+          </w:p>
+        </w:tc>
+        <w:tc>
+          <w:tcPr/>
+          <w:p>
+            <w:pPr>
+              <w:pStyle w:val="Compact"/>
+            </w:pPr>
+            <w:r>
+              <w:t xml:space="preserve">—</w:t>
+            </w:r>
+          </w:p>
+        </w:tc>
+      </w:tr>
+      <w:tr>
+        <w:tc>
+          <w:tcPr/>
+          <w:p>
+            <w:pPr>
+              <w:pStyle w:val="Compact"/>
+            </w:pPr>
+            <w:r>
+              <w:t xml:space="preserve">05</w:t>
+            </w:r>
+          </w:p>
+        </w:tc>
+        <w:tc>
+          <w:tcPr/>
+          <w:p>
+            <w:pPr>
+              <w:pStyle w:val="Compact"/>
+            </w:pPr>
+            <w:r>
+              <w:t xml:space="preserve">Pendente: depende de sessões apuradas, UC03 e UC04 (sprint 5)</w:t>
+            </w:r>
+          </w:p>
+        </w:tc>
+        <w:tc>
+          <w:tcPr/>
+          <w:p>
+            <w:pPr>
+              <w:pStyle w:val="Compact"/>
+            </w:pPr>
+            <w:r>
+              <w:t xml:space="preserve">—</w:t>
+            </w:r>
+          </w:p>
+        </w:tc>
+      </w:tr>
+    </w:tbl>
+    <w:p>
+      <w:pPr>
+        <w:pStyle w:val="Corpodetexto"/>
+      </w:pPr>
+      <w:r>
+        <w:rPr>
+          <w:rStyle w:val="VerbatimChar"/>
+        </w:rPr>
+        <w:t xml:space="preserve">mvn test</w:t>
+      </w:r>
+      <w:r>
+        <w:t xml:space="preserve"> </w:t>
+      </w:r>
+      <w:r>
+        <w:t xml:space="preserve">em</w:t>
+      </w:r>
+      <w:r>
+        <w:t xml:space="preserve"> </w:t>
+      </w:r>
+      <w:r>
+        <w:rPr>
+          <w:rStyle w:val="VerbatimChar"/>
+        </w:rPr>
+        <w:t xml:space="preserve">carregaja-api</w:t>
+      </w:r>
+      <w:r>
+        <w:t xml:space="preserve">: 14 testes, sem falha.</w:t>
       </w:r>
     </w:p>
     <w:p>
@@ -8535,7 +8863,7 @@
             <w:sdtEndPr/>
             <w:sdtContent>
               <w:r>
-                <w:t>Versão 4.1</w:t>
+                <w:t>Versão 4.2</w:t>
               </w:r>
             </w:sdtContent>
           </w:sdt>
@@ -8635,7 +8963,7 @@
     </w:r>
     <w:fldSimple w:instr=" DOCPROPERTY  &quot;Versão Modelo&quot;  \* MERGEFORMAT ">
       <w:r>
-        <w:t>4.1</w:t>
+        <w:t>4.2</w:t>
       </w:r>
     </w:fldSimple>
   </w:p>
